--- a/docs/hub/estate/Faculty of Health and Education/Department of Education/NSS Response/NSS action group 23 October 1052 transcript.docx
+++ b/docs/hub/estate/Faculty of Health and Education/Department of Education/NSS Response/NSS action group 23 October 1052 transcript.docx
@@ -182,7 +182,7 @@
         <w:t xml:space="preserve">Error Measuring: </w:t>
       </w:r>
       <w:r>
-        <w:t>Saelith, before we get to actions. The thing I need to say, and I've said it in the report, is that Education doesn't have NSS results. Your programmes are two years. The NSS surveys finalists on three-year programmes. The Faculty figures are Health's figures. The drop in assessment and feedback is OT and Somatic Wellbeing.</w:t>
+        <w:t>Saelith, before we get to actions. The thing I need to say, and I've said it in the report, is that Education's NSS results didn't fall. Assessment and feedback went up on all three of your programmes. The Faculty drop is Health: OT, Somatic Wellbeing, Pharmacy and the two holistic programmes.</w:t>
       </w:r>
     </w:p>
     <w:p>
@@ -216,7 +216,7 @@
         <w:t xml:space="preserve">Error Measuring: </w:t>
       </w:r>
       <w:r>
-        <w:t>A plan for what, though. You can't improve a score you don't have.</w:t>
+        <w:t>A plan for what, though. Your line went up.</w:t>
       </w:r>
     </w:p>
     <w:p>
@@ -233,7 +233,7 @@
         <w:t xml:space="preserve">Jackal Doodle Hook: </w:t>
       </w:r>
       <w:r>
-        <w:t>We can improve the thing the score is about! Assessment and feedback! Our students have assessment and feedback!</w:t>
+        <w:t>We can make it go up more! Assessment and feedback! Our students still say it's slow!</w:t>
       </w:r>
     </w:p>
     <w:p>
@@ -250,7 +250,7 @@
         <w:t xml:space="preserve">Error Measuring: </w:t>
       </w:r>
       <w:r>
-        <w:t>You can. I'd just want the plan to say that's what it's doing, rather than imply you're responding to a fall in your own scores, because you'll be asked for the before and after and there isn't one.</w:t>
+        <w:t>You can. I'd just want the plan to say that's what it's doing, rather than imply you're responding to a fall in your own scores, because you'll be asked for the before and after and the before is fine.</w:t>
       </w:r>
     </w:p>
     <w:p>
@@ -267,7 +267,7 @@
         <w:t xml:space="preserve">Tailing Leaf Chant: </w:t>
       </w:r>
       <w:r>
-        <w:t>The enrolment survey's got support satisfaction and belonging for all years. Education's in it. It's flat, but it's there. You could use that as the baseline.</w:t>
+        <w:t>The enrolment survey's got support satisfaction and belonging for all years, not just finalists. It's flat, but it's there. You could use that alongside your own NSS line.</w:t>
       </w:r>
     </w:p>
     <w:p>
@@ -301,7 +301,7 @@
         <w:t xml:space="preserve">Sailor Thembathorn: </w:t>
       </w:r>
       <w:r>
-        <w:t>fine. ok. baseline is the enrolment survey. put that in. actions. what are we actually going to do. jaskel.</w:t>
+        <w:t>fine. ok. baseline is our own nss line plus the enrolment survey. put that in. actions. what are we actually going to do. jaskel.</w:t>
       </w:r>
     </w:p>
     <w:p>
@@ -726,7 +726,7 @@
         <w:t xml:space="preserve">Sailor Thembathorn: </w:t>
       </w:r>
       <w:r>
-        <w:t>you were. right. so actions. fortnightly feedback workshops from february, jaskel plus one. module leaders record return dates from now, erra measures termly. focus groups in november, teylin facilitates, no names in notes, i'm sitting in. baseline is the enrolment survey not the nss. and the plan says clearly that it's about our assessment and feedback practice, not a response to a score we don't have.</w:t>
+        <w:t>you were. right. so actions. fortnightly feedback workshops from february, jaskel plus one. module leaders record return dates from now, erra measures termly. focus groups in november, teylin facilitates, no names in notes, i'm sitting in. baseline is our own nss line and the enrolment survey, not the faculty figure. and the plan says clearly that it's about our assessment and feedback practice, not a response to a fall we didn't have.</w:t>
       </w:r>
     </w:p>
     <w:p>
